--- a/manuscripts/source/messages/寄语（24号修订版）.docx
+++ b/manuscripts/source/messages/寄语（24号修订版）.docx
@@ -1814,7 +1814,7 @@
           <w:rFonts w:hint="eastAsia"/>
           <w:lang w:val="en-US" w:eastAsia="zh-CN"/>
         </w:rPr>
-        <w:t>2023级会长 颜东</w:t>
+        <w:t>2023级会长 颜冬</w:t>
       </w:r>
     </w:p>
     <w:p>

--- a/manuscripts/source/messages/寄语（24号修订版）.docx
+++ b/manuscripts/source/messages/寄语（24号修订版）.docx
@@ -969,7 +969,7 @@
           <w:rFonts w:hint="eastAsia"/>
           <w:lang w:val="en-US" w:eastAsia="zh-CN"/>
         </w:rPr>
-        <w:t>2017级中心校区会长 于淼</w:t>
+        <w:t>2017级会长 于淼</w:t>
       </w:r>
     </w:p>
     <w:p>

--- a/manuscripts/source/messages/寄语（24号修订版）.docx
+++ b/manuscripts/source/messages/寄语（24号修订版）.docx
@@ -969,7 +969,7 @@
           <w:rFonts w:hint="eastAsia"/>
           <w:lang w:val="en-US" w:eastAsia="zh-CN"/>
         </w:rPr>
-        <w:t>2017级会长 于淼</w:t>
+        <w:t>2017级会长 余淼</w:t>
       </w:r>
     </w:p>
     <w:p>

--- a/manuscripts/source/messages/寄语（24号修订版）.docx
+++ b/manuscripts/source/messages/寄语（24号修订版）.docx
@@ -798,7 +798,7 @@
           <w:rFonts w:hint="eastAsia"/>
           <w:lang w:val="en-US" w:eastAsia="zh-CN"/>
         </w:rPr>
-        <w:t>2015级幻协重要成员、赞助人 楚修红</w:t>
+        <w:t>2015级幻协重要成员、赞助人 楚休红</w:t>
       </w:r>
     </w:p>
     <w:p>
